--- a/03_Outputs/final scripts/zh/Module 5/5.3.0-zh.docx
+++ b/03_Outputs/final scripts/zh/Module 5/5.3.0-zh.docx
@@ -14,12 +14,12 @@
     </w:p>
     <w:p>
       <w:r>
-        <w:t xml:space="preserve">我们从战略规划开始。各国通过国家计划和长期战略，为清洁能源、能效、交通或清洁烹饪设定愿景和目标。这些计划就像指南针：它们将全球承诺（如巴黎协定）转化为国内优先事项，并为投资者、公用事业和社区提供明确的方向感。  </w:t>
+        <w:t xml:space="preserve">我们从战略规划开始。各国通过国家计划和长期战略，为清洁能源、效率、交通或清洁烹饪设定愿景和目标。这些计划就像指南针：它们将全球承诺（如巴黎协定）转化为国内优先事项，并为投资者、电力公司和社区提供明确的方向感。  </w:t>
       </w:r>
     </w:p>
     <w:p>
       <w:r>
-        <w:t xml:space="preserve">但仅有计划还不够。法规提供了市场所需的确定性。排放、建筑、家电或可再生能源份额的标准，确保最低性能水平，逐步淘汰有害做法，并指导基础设施的建设地点和方式。当设计得当时，这些规则能够在环境目标与社会公平和创新之间取得平衡。  </w:t>
+        <w:t xml:space="preserve">但仅靠计划是不够的。法规提供了市场所需的确定性。排放、建筑、家电或可再生能源份额的标准，确保最低性能水平，逐步淘汰有害做法，并指导基础设施的建设地点和方式。当设计得当时，这些规则能够在环境目标与社会公平和创新之间取得平衡。  </w:t>
       </w:r>
     </w:p>
     <w:p>
